--- a/docs/tables/carbo/sec16_egfr_ratio_sens_summary.docx
+++ b/docs/tables/carbo/sec16_egfr_ratio_sens_summary.docx
@@ -581,7 +581,7 @@
                 <w:szCs w:val="22"/>
                 <w:color w:val="000000"/>
               </w:rPr>
-              <w:t xml:space="preserve">190</w:t>
+              <w:t xml:space="preserve">189</w:t>
             </w:r>
           </w:p>
         </w:tc>
@@ -687,7 +687,7 @@
                 <w:szCs w:val="22"/>
                 <w:color w:val="000000"/>
               </w:rPr>
-              <w:t xml:space="preserve">79</w:t>
+              <w:t xml:space="preserve">78</w:t>
             </w:r>
           </w:p>
         </w:tc>
@@ -793,7 +793,7 @@
                 <w:szCs w:val="22"/>
                 <w:color w:val="000000"/>
               </w:rPr>
-              <w:t xml:space="preserve">0.031</w:t>
+              <w:t xml:space="preserve">0.032</w:t>
             </w:r>
           </w:p>
         </w:tc>
@@ -958,7 +958,7 @@
                 <w:szCs w:val="22"/>
                 <w:color w:val="000000"/>
               </w:rPr>
-              <w:t xml:space="preserve">190</w:t>
+              <w:t xml:space="preserve">189</w:t>
             </w:r>
           </w:p>
         </w:tc>
@@ -1117,7 +1117,7 @@
                 <w:szCs w:val="22"/>
                 <w:color w:val="000000"/>
               </w:rPr>
-              <w:t xml:space="preserve">1.57 (1.00, 2.45)</w:t>
+              <w:t xml:space="preserve">1.54 (0.98, 2.42)</w:t>
             </w:r>
           </w:p>
         </w:tc>
@@ -1170,7 +1170,7 @@
                 <w:szCs w:val="22"/>
                 <w:color w:val="000000"/>
               </w:rPr>
-              <w:t xml:space="preserve">0.049</w:t>
+              <w:t xml:space="preserve">0.063</w:t>
             </w:r>
           </w:p>
         </w:tc>
@@ -1335,7 +1335,7 @@
                 <w:szCs w:val="22"/>
                 <w:color w:val="000000"/>
               </w:rPr>
-              <w:t xml:space="preserve">190</w:t>
+              <w:t xml:space="preserve">189</w:t>
             </w:r>
           </w:p>
         </w:tc>
@@ -2089,7 +2089,7 @@
                 <w:szCs w:val="22"/>
                 <w:color w:val="000000"/>
               </w:rPr>
-              <w:t xml:space="preserve">190</w:t>
+              <w:t xml:space="preserve">189</w:t>
             </w:r>
           </w:p>
         </w:tc>
@@ -2466,7 +2466,7 @@
                 <w:szCs w:val="22"/>
                 <w:color w:val="000000"/>
               </w:rPr>
-              <w:t xml:space="preserve">190</w:t>
+              <w:t xml:space="preserve">189</w:t>
             </w:r>
           </w:p>
         </w:tc>
@@ -2843,7 +2843,7 @@
                 <w:szCs w:val="22"/>
                 <w:color w:val="000000"/>
               </w:rPr>
-              <w:t xml:space="preserve">190</w:t>
+              <w:t xml:space="preserve">189</w:t>
             </w:r>
           </w:p>
         </w:tc>
@@ -2949,7 +2949,7 @@
                 <w:szCs w:val="22"/>
                 <w:color w:val="000000"/>
               </w:rPr>
-              <w:t xml:space="preserve">81</w:t>
+              <w:t xml:space="preserve">80</w:t>
             </w:r>
           </w:p>
         </w:tc>
@@ -3055,7 +3055,7 @@
                 <w:szCs w:val="22"/>
                 <w:color w:val="000000"/>
               </w:rPr>
-              <w:t xml:space="preserve">0.058</w:t>
+              <w:t xml:space="preserve">0.061</w:t>
             </w:r>
           </w:p>
         </w:tc>
@@ -3220,7 +3220,7 @@
                 <w:szCs w:val="22"/>
                 <w:color w:val="000000"/>
               </w:rPr>
-              <w:t xml:space="preserve">190</w:t>
+              <w:t xml:space="preserve">189</w:t>
             </w:r>
           </w:p>
         </w:tc>
@@ -3379,7 +3379,7 @@
                 <w:szCs w:val="22"/>
                 <w:color w:val="000000"/>
               </w:rPr>
-              <w:t xml:space="preserve">1.58 (1.12, 2.21)</w:t>
+              <w:t xml:space="preserve">1.57 (1.12, 2.20)</w:t>
             </w:r>
           </w:p>
         </w:tc>
@@ -3432,7 +3432,7 @@
                 <w:szCs w:val="22"/>
                 <w:color w:val="000000"/>
               </w:rPr>
-              <w:t xml:space="preserve">0.009</w:t>
+              <w:t xml:space="preserve">0.010</w:t>
             </w:r>
           </w:p>
         </w:tc>
@@ -3597,7 +3597,7 @@
                 <w:szCs w:val="22"/>
                 <w:color w:val="000000"/>
               </w:rPr>
-              <w:t xml:space="preserve">190</w:t>
+              <w:t xml:space="preserve">189</w:t>
             </w:r>
           </w:p>
         </w:tc>
@@ -3809,7 +3809,7 @@
                 <w:szCs w:val="22"/>
                 <w:color w:val="000000"/>
               </w:rPr>
-              <w:t xml:space="preserve">0.509</w:t>
+              <w:t xml:space="preserve">0.508</w:t>
             </w:r>
           </w:p>
         </w:tc>
@@ -3974,7 +3974,7 @@
                 <w:szCs w:val="22"/>
                 <w:color w:val="000000"/>
               </w:rPr>
-              <w:t xml:space="preserve">190</w:t>
+              <w:t xml:space="preserve">189</w:t>
             </w:r>
           </w:p>
         </w:tc>
@@ -4186,7 +4186,7 @@
                 <w:szCs w:val="22"/>
                 <w:color w:val="000000"/>
               </w:rPr>
-              <w:t xml:space="preserve">0.812</w:t>
+              <w:t xml:space="preserve">0.808</w:t>
             </w:r>
           </w:p>
         </w:tc>
@@ -4351,7 +4351,7 @@
                 <w:szCs w:val="22"/>
                 <w:color w:val="000000"/>
               </w:rPr>
-              <w:t xml:space="preserve">190</w:t>
+              <w:t xml:space="preserve">189</w:t>
             </w:r>
           </w:p>
         </w:tc>
@@ -4510,7 +4510,7 @@
                 <w:szCs w:val="22"/>
                 <w:color w:val="000000"/>
               </w:rPr>
-              <w:t xml:space="preserve">7.81 (0.00, Inf)</w:t>
+              <w:t xml:space="preserve">0.87 (0.00, Inf)</w:t>
             </w:r>
           </w:p>
         </w:tc>
